--- a/10-应急管理/运行记录类文件/ZGS-10-06-2025年度应急工作总结报告.docx
+++ b/10-应急管理/运行记录类文件/ZGS-10-06-2025年度应急工作总结报告.docx
@@ -49,7 +49,7 @@
                     </pic:cNvPicPr>
                   </pic:nvPicPr>
                   <pic:blipFill>
-                    <a:blip r:embed="rId7"/>
+                    <a:blip r:embed="rId12"/>
                     <a:stretch>
                       <a:fillRect/>
                     </a:stretch>
@@ -104,7 +104,7 @@
                     </pic:cNvPicPr>
                   </pic:nvPicPr>
                   <pic:blipFill>
-                    <a:blip r:embed="rId8">
+                    <a:blip r:embed="rId13">
                       <a:alphaModFix amt="58000"/>
                       <a:lum contrast="-52000"/>
                     </a:blip>
@@ -221,59 +221,6 @@
         </w:rPr>
         <w:t>文件编号：ZGS-10-06</w:t>
       </w:r>
-      <w:r>
-        <w:rPr>
-          <w:rFonts w:hint="eastAsia" w:ascii="宋体" w:hAnsi="宋体" w:eastAsia="宋体" w:cs="宋体"/>
-          <w:b/>
-          <w:bCs/>
-          <w:spacing w:val="-3"/>
-          <w:sz w:val="24"/>
-          <w:szCs w:val="24"/>
-          <w:lang w:val="en-US" w:eastAsia="zh-CN"/>
-        </w:rPr>
-      </w:r>
-      <w:r>
-        <w:rPr>
-          <w:rFonts w:ascii="宋体" w:hAnsi="宋体" w:eastAsia="宋体" w:cs="宋体"/>
-          <w:b/>
-          <w:bCs/>
-          <w:spacing w:val="-3"/>
-          <w:sz w:val="24"/>
-          <w:szCs w:val="24"/>
-        </w:rPr>
-      </w:r>
-      <w:r>
-        <w:rPr>
-          <w:rFonts w:hint="eastAsia" w:ascii="宋体" w:hAnsi="宋体" w:cs="宋体"/>
-          <w:b/>
-          <w:bCs/>
-          <w:spacing w:val="-3"/>
-          <w:sz w:val="24"/>
-          <w:szCs w:val="24"/>
-          <w:lang w:val="en-US" w:eastAsia="zh-CN"/>
-        </w:rPr>
-      </w:r>
-      <w:r>
-        <w:rPr>
-          <w:rFonts w:ascii="宋体" w:hAnsi="宋体" w:eastAsia="宋体" w:cs="宋体"/>
-          <w:b/>
-          <w:bCs/>
-          <w:spacing w:val="-3"/>
-          <w:sz w:val="24"/>
-          <w:szCs w:val="24"/>
-        </w:rPr>
-      </w:r>
-      <w:r>
-        <w:rPr>
-          <w:rFonts w:hint="eastAsia" w:ascii="宋体" w:hAnsi="宋体" w:cs="宋体"/>
-          <w:b/>
-          <w:bCs/>
-          <w:spacing w:val="-3"/>
-          <w:sz w:val="24"/>
-          <w:szCs w:val="24"/>
-          <w:lang w:val="en-US" w:eastAsia="zh-CN"/>
-        </w:rPr>
-      </w:r>
     </w:p>
     <w:tbl>
       <w:tblPr>
@@ -310,6 +257,12 @@
             <w:insideH w:val="none" w:color="auto" w:sz="0" w:space="0"/>
             <w:insideV w:val="none" w:color="auto" w:sz="0" w:space="0"/>
           </w:tblBorders>
+          <w:tblCellMar>
+            <w:top w:w="0" w:type="dxa"/>
+            <w:left w:w="108" w:type="dxa"/>
+            <w:bottom w:w="0" w:type="dxa"/>
+            <w:right w:w="108" w:type="dxa"/>
+          </w:tblCellMar>
         </w:tblPrEx>
         <w:trPr>
           <w:trHeight w:val="810" w:hRule="atLeast"/>
@@ -651,31 +604,6 @@
                 <w:lang w:val="en-US" w:eastAsia="zh-CN"/>
               </w:rPr>
               <w:t>批准人:宋海滨</w:t>
-            </w:r>
-            <w:r>
-              <w:rPr>
-                <w:rFonts w:hint="eastAsia"/>
-                <w:spacing w:val="1"/>
-                <w:kern w:val="0"/>
-                <w:vertAlign w:val="baseline"/>
-                <w:lang w:val="en-US" w:eastAsia="zh-CN"/>
-              </w:rPr>
-            </w:r>
-            <w:r>
-              <w:rPr>
-                <w:rFonts w:hint="eastAsia" w:asciiTheme="minorAscii" w:hAnsiTheme="minorAscii" w:eastAsiaTheme="minorEastAsia"/>
-                <w:spacing w:val="227"/>
-                <w:sz w:val="21"/>
-                <w:vertAlign w:val="baseline"/>
-                <w:lang w:val="en-US" w:eastAsia="zh-CN"/>
-              </w:rPr>
-            </w:r>
-            <w:r>
-              <w:rPr>
-                <w:rFonts w:hint="eastAsia"/>
-                <w:u w:val="single"/>
-                <w:lang w:val="en-US" w:eastAsia="zh-CN"/>
-              </w:rPr>
             </w:r>
           </w:p>
         </w:tc>
@@ -1677,8 +1605,6 @@
               <w:tab w:val="right" w:leader="dot" w:pos="8306"/>
             </w:tabs>
           </w:pPr>
-          <w:bookmarkStart w:id="46" w:name="_GoBack"/>
-          <w:bookmarkEnd w:id="46"/>
           <w:r>
             <w:rPr>
               <w:rFonts w:hint="eastAsia" w:ascii="宋体" w:hAnsi="宋体" w:eastAsia="宋体" w:cs="宋体"/>
@@ -3263,7 +3189,7 @@
         <w:textAlignment w:val="baseline"/>
       </w:pPr>
       <w:r>
-        <w:t>2025年度，中国广电重庆网络股份有限公司服务器托管项目运维团队围绕“预防为主、防治结合”的应急管理工作方针，系统开展了应急体系建设、应急预案编制、应急演练实施等工作，全面提升了托管服务的应急响应能力和故障处置效率。</w:t>
+        <w:t>2025年度，运维团队围绕“预防为主、防治结合”的应急管理工作方针，系统开展了应急体系建设、应急预案编制、应急演练实施等工作，全面提升了托管服务的应急响应能力和故障处置效率。</w:t>
       </w:r>
     </w:p>
     <w:p>
@@ -3941,7 +3867,7 @@
         <w:textAlignment w:val="baseline"/>
       </w:pPr>
       <w:r>
-        <w:t>2025年度，项目团队完成了应急管理全套制度文件的编制与发布，构建了标准化、规范化的项目应急管理体系，为服务器托管服务应急工作开展提供制度依据。</w:t>
+        <w:t>2025年度，项目团队完成了应急管理全套制度文件的编制与发布，构建了标准化、规范化的项目应急管理体系，为存储维保服务应急工作开展提供制度依据。</w:t>
       </w:r>
     </w:p>
     <w:tbl>
@@ -5179,8 +5105,8 @@
         <w:snapToGrid w:val="0"/>
         <w:textAlignment w:val="baseline"/>
       </w:pPr>
-      <w:bookmarkStart w:id="8" w:name="heading_6"/>
-      <w:bookmarkStart w:id="9" w:name="_Toc18791"/>
+      <w:bookmarkStart w:id="8" w:name="_Toc18791"/>
+      <w:bookmarkStart w:id="9" w:name="heading_6"/>
       <w:r>
         <w:t>应急组织架构</w:t>
       </w:r>
@@ -5207,6 +5133,11 @@
       </w:pPr>
       <w:r>
         <w:t>建立了完善的应急组织架构，明确各岗位应急职责、分工边界与工作流程，形成统一指挥、分工明确、协同联动的应急工作机制，保障突发故障快速响应、高效处置。</w:t>
+      </w:r>
+    </w:p>
+    <w:p>
+      <w:r>
+        <w:br w:type="page"/>
       </w:r>
     </w:p>
     <w:tbl>
@@ -6269,7 +6200,6 @@
               </w:rPr>
               <w:t>采购部</w:t>
             </w:r>
-            <w:r/>
           </w:p>
         </w:tc>
         <w:tc>
@@ -6335,8 +6265,8 @@
         <w:snapToGrid w:val="0"/>
         <w:textAlignment w:val="baseline"/>
       </w:pPr>
-      <w:bookmarkStart w:id="10" w:name="heading_7"/>
-      <w:bookmarkStart w:id="11" w:name="_Toc1312"/>
+      <w:bookmarkStart w:id="10" w:name="_Toc1312"/>
+      <w:bookmarkStart w:id="11" w:name="heading_7"/>
       <w:r>
         <w:t>应急物资保障</w:t>
       </w:r>
@@ -7627,7 +7557,7 @@
         <w:textAlignment w:val="baseline"/>
       </w:pPr>
       <w:r>
-        <w:t>结合服务器托管项目业务特性与机房运维风险，应急预案全面覆盖项目核心风险场景，明确不同场景风险等级、处置流程与管控标准，实现风险全覆盖、处置有依据。</w:t>
+        <w:t>结合存储维保项目业务特性与机房运维风险，应急预案全面覆盖项目核心风险场景，明确不同场景风险等级、处置流程与管控标准，实现风险全覆盖、处置有依据。</w:t>
       </w:r>
     </w:p>
     <w:tbl>
@@ -8324,8 +8254,8 @@
         <w:snapToGrid w:val="0"/>
         <w:textAlignment w:val="baseline"/>
       </w:pPr>
-      <w:bookmarkStart w:id="16" w:name="heading_10"/>
-      <w:bookmarkStart w:id="17" w:name="_Toc1926"/>
+      <w:bookmarkStart w:id="16" w:name="_Toc1926"/>
+      <w:bookmarkStart w:id="17" w:name="heading_10"/>
       <w:r>
         <w:t>演练概况</w:t>
       </w:r>
@@ -8389,12 +8319,6 @@
             <w:insideH w:val="none" w:color="auto" w:sz="0" w:space="0"/>
             <w:insideV w:val="none" w:color="auto" w:sz="0" w:space="0"/>
           </w:tblBorders>
-          <w:tblCellMar>
-            <w:top w:w="0" w:type="dxa"/>
-            <w:left w:w="10" w:type="dxa"/>
-            <w:bottom w:w="0" w:type="dxa"/>
-            <w:right w:w="10" w:type="dxa"/>
-          </w:tblCellMar>
         </w:tblPrEx>
         <w:trPr>
           <w:trHeight w:val="0" w:hRule="atLeast"/>
@@ -8677,7 +8601,7 @@
               <w:textAlignment w:val="baseline"/>
             </w:pPr>
             <w:r>
-              <w:t>新余市政务云计算大数据中心机房及运维值班室</w:t>
+              <w:t>重庆市政务云计算大数据中心机房及运维值班室</w:t>
             </w:r>
           </w:p>
         </w:tc>
@@ -10331,8 +10255,8 @@
         <w:snapToGrid w:val="0"/>
         <w:textAlignment w:val="baseline"/>
       </w:pPr>
-      <w:bookmarkStart w:id="22" w:name="heading_13"/>
-      <w:bookmarkStart w:id="23" w:name="_Toc427"/>
+      <w:bookmarkStart w:id="22" w:name="_Toc427"/>
+      <w:bookmarkStart w:id="23" w:name="heading_13"/>
       <w:r>
         <w:t>应急事件处置情况</w:t>
       </w:r>
@@ -12876,8 +12800,8 @@
         <w:snapToGrid w:val="0"/>
         <w:textAlignment w:val="baseline"/>
       </w:pPr>
-      <w:bookmarkStart w:id="28" w:name="heading_16"/>
-      <w:bookmarkStart w:id="29" w:name="_Toc23273"/>
+      <w:bookmarkStart w:id="28" w:name="_Toc23273"/>
+      <w:bookmarkStart w:id="29" w:name="heading_16"/>
       <w:r>
         <w:t>应急处置能力评估</w:t>
       </w:r>
@@ -13615,8 +13539,8 @@
         <w:snapToGrid w:val="0"/>
         <w:textAlignment w:val="baseline"/>
       </w:pPr>
-      <w:bookmarkStart w:id="32" w:name="heading_18"/>
-      <w:bookmarkStart w:id="33" w:name="_Toc29451"/>
+      <w:bookmarkStart w:id="32" w:name="_Toc29451"/>
+      <w:bookmarkStart w:id="33" w:name="heading_18"/>
       <w:r>
         <w:t>年度问题整改情况</w:t>
       </w:r>
@@ -15653,8 +15577,8 @@
         <w:snapToGrid w:val="0"/>
         <w:textAlignment w:val="baseline"/>
       </w:pPr>
-      <w:bookmarkStart w:id="34" w:name="heading_19"/>
-      <w:bookmarkStart w:id="35" w:name="_Toc27688"/>
+      <w:bookmarkStart w:id="34" w:name="_Toc27688"/>
+      <w:bookmarkStart w:id="35" w:name="heading_19"/>
       <w:r>
         <w:t>年度整改成效</w:t>
       </w:r>
@@ -17369,6 +17293,11 @@
       <w:bookmarkEnd w:id="40"/>
       <w:bookmarkEnd w:id="41"/>
     </w:p>
+    <w:p>
+      <w:r>
+        <w:br w:type="page"/>
+      </w:r>
+    </w:p>
     <w:tbl>
       <w:tblPr>
         <w:tblStyle w:val="20"/>
@@ -19071,8 +19000,8 @@
         <w:snapToGrid w:val="0"/>
         <w:textAlignment w:val="baseline"/>
       </w:pPr>
-      <w:bookmarkStart w:id="44" w:name="heading_24"/>
-      <w:bookmarkStart w:id="45" w:name="_Toc6468"/>
+      <w:bookmarkStart w:id="44" w:name="_Toc6468"/>
+      <w:bookmarkStart w:id="45" w:name="heading_24"/>
       <w:r>
         <w:t>附件</w:t>
       </w:r>
@@ -19232,6 +19161,8 @@
       <w:r>
         <w:t>附件7：《应急通讯联络表》</w:t>
       </w:r>
+      <w:bookmarkStart w:id="46" w:name="_GoBack"/>
+      <w:bookmarkEnd w:id="46"/>
     </w:p>
     <w:p>
       <w:pPr>
@@ -19279,12 +19210,12 @@
       </w:pPr>
     </w:p>
     <w:sectPr>
+      <w:headerReference r:id="rId7" w:type="first"/>
+      <w:footerReference r:id="rId10" w:type="first"/>
       <w:headerReference r:id="rId5" w:type="default"/>
-      <w:footerReference w:type="default" r:id="rId11"/>
-      <w:headerReference w:type="first" r:id="rId12"/>
-      <w:footerReference w:type="first" r:id="rId13"/>
-      <w:headerReference w:type="even" r:id="rId14"/>
-      <w:footerReference w:type="even" r:id="rId15"/>
+      <w:footerReference r:id="rId8" w:type="default"/>
+      <w:headerReference r:id="rId6" w:type="even"/>
+      <w:footerReference r:id="rId9" w:type="even"/>
       <w:pgSz w:w="11906" w:h="16838"/>
       <w:pgMar w:top="1417" w:right="1800" w:bottom="1440" w:left="1800" w:header="1140" w:footer="992" w:gutter="0"/>
       <w:cols w:space="425" w:num="1"/>
@@ -19320,32 +19251,20 @@
 </file>
 
 <file path=word/footer1.xml><?xml version="1.0" encoding="utf-8"?>
-<w:ftr xmlns:m="http://schemas.openxmlformats.org/officeDocument/2006/math" xmlns:mc="http://schemas.openxmlformats.org/markup-compatibility/2006" xmlns:mo="http://schemas.microsoft.com/office/mac/office/2008/main" xmlns:mv="urn:schemas-microsoft-com:mac:vml" xmlns:o="urn:schemas-microsoft-com:office:office" xmlns:r="http://schemas.openxmlformats.org/officeDocument/2006/relationships" xmlns:v="urn:schemas-microsoft-com:vml" xmlns:w10="urn:schemas-microsoft-com:office:word" xmlns:w14="http://schemas.microsoft.com/office/word/2010/wordml" xmlns:w="http://schemas.openxmlformats.org/wordprocessingml/2006/main" xmlns:wne="http://schemas.microsoft.com/office/word/2006/wordml" xmlns:wp14="http://schemas.microsoft.com/office/word/2010/wordprocessingDrawing" xmlns:wp="http://schemas.openxmlformats.org/drawingml/2006/wordprocessingDrawing" xmlns:wpc="http://schemas.microsoft.com/office/word/2010/wordprocessingCanvas" xmlns:wpg="http://schemas.microsoft.com/office/word/2010/wordprocessingGroup" xmlns:wpi="http://schemas.microsoft.com/office/word/2010/wordprocessingInk" xmlns:wps="http://schemas.microsoft.com/office/word/2010/wordprocessingShape" mc:Ignorable="w14 wp14">
-  <w:p>
-    <w:pPr>
-      <w:pStyle w:val="Footer"/>
-    </w:pPr>
-  </w:p>
+<w:ftr xmlns:wpc="http://schemas.microsoft.com/office/word/2010/wordprocessingCanvas" xmlns:mc="http://schemas.openxmlformats.org/markup-compatibility/2006" xmlns:o="urn:schemas-microsoft-com:office:office" xmlns:r="http://schemas.openxmlformats.org/officeDocument/2006/relationships" xmlns:m="http://schemas.openxmlformats.org/officeDocument/2006/math" xmlns:v="urn:schemas-microsoft-com:vml" xmlns:wp14="http://schemas.microsoft.com/office/word/2010/wordprocessingDrawing" xmlns:wp="http://schemas.openxmlformats.org/drawingml/2006/wordprocessingDrawing" xmlns:w10="urn:schemas-microsoft-com:office:word" xmlns:w="http://schemas.openxmlformats.org/wordprocessingml/2006/main" xmlns:w14="http://schemas.microsoft.com/office/word/2010/wordml" xmlns:w15="http://schemas.microsoft.com/office/word/2012/wordml" xmlns:wpg="http://schemas.microsoft.com/office/word/2010/wordprocessingGroup" xmlns:wpi="http://schemas.microsoft.com/office/word/2010/wordprocessingInk" xmlns:wne="http://schemas.microsoft.com/office/word/2006/wordml" xmlns:wps="http://schemas.microsoft.com/office/word/2010/wordprocessingShape" xmlns:wpsCustomData="http://www.wps.cn/officeDocument/2013/wpsCustomData" mc:Ignorable="w14 w15 wp14">
+  <w:p/>
 </w:ftr>
 </file>
 
 <file path=word/footer2.xml><?xml version="1.0" encoding="utf-8"?>
-<w:ftr xmlns:m="http://schemas.openxmlformats.org/officeDocument/2006/math" xmlns:mc="http://schemas.openxmlformats.org/markup-compatibility/2006" xmlns:mo="http://schemas.microsoft.com/office/mac/office/2008/main" xmlns:mv="urn:schemas-microsoft-com:mac:vml" xmlns:o="urn:schemas-microsoft-com:office:office" xmlns:r="http://schemas.openxmlformats.org/officeDocument/2006/relationships" xmlns:v="urn:schemas-microsoft-com:vml" xmlns:w10="urn:schemas-microsoft-com:office:word" xmlns:w14="http://schemas.microsoft.com/office/word/2010/wordml" xmlns:w="http://schemas.openxmlformats.org/wordprocessingml/2006/main" xmlns:wne="http://schemas.microsoft.com/office/word/2006/wordml" xmlns:wp14="http://schemas.microsoft.com/office/word/2010/wordprocessingDrawing" xmlns:wp="http://schemas.openxmlformats.org/drawingml/2006/wordprocessingDrawing" xmlns:wpc="http://schemas.microsoft.com/office/word/2010/wordprocessingCanvas" xmlns:wpg="http://schemas.microsoft.com/office/word/2010/wordprocessingGroup" xmlns:wpi="http://schemas.microsoft.com/office/word/2010/wordprocessingInk" xmlns:wps="http://schemas.microsoft.com/office/word/2010/wordprocessingShape" mc:Ignorable="w14 wp14">
-  <w:p>
-    <w:pPr>
-      <w:pStyle w:val="Footer"/>
-    </w:pPr>
-  </w:p>
+<w:ftr xmlns:wpc="http://schemas.microsoft.com/office/word/2010/wordprocessingCanvas" xmlns:mc="http://schemas.openxmlformats.org/markup-compatibility/2006" xmlns:o="urn:schemas-microsoft-com:office:office" xmlns:r="http://schemas.openxmlformats.org/officeDocument/2006/relationships" xmlns:m="http://schemas.openxmlformats.org/officeDocument/2006/math" xmlns:v="urn:schemas-microsoft-com:vml" xmlns:wp14="http://schemas.microsoft.com/office/word/2010/wordprocessingDrawing" xmlns:wp="http://schemas.openxmlformats.org/drawingml/2006/wordprocessingDrawing" xmlns:w10="urn:schemas-microsoft-com:office:word" xmlns:w="http://schemas.openxmlformats.org/wordprocessingml/2006/main" xmlns:w14="http://schemas.microsoft.com/office/word/2010/wordml" xmlns:w15="http://schemas.microsoft.com/office/word/2012/wordml" xmlns:wpg="http://schemas.microsoft.com/office/word/2010/wordprocessingGroup" xmlns:wpi="http://schemas.microsoft.com/office/word/2010/wordprocessingInk" xmlns:wne="http://schemas.microsoft.com/office/word/2006/wordml" xmlns:wps="http://schemas.microsoft.com/office/word/2010/wordprocessingShape" xmlns:wpsCustomData="http://www.wps.cn/officeDocument/2013/wpsCustomData" mc:Ignorable="w14 w15 wp14">
+  <w:p/>
 </w:ftr>
 </file>
 
 <file path=word/footer3.xml><?xml version="1.0" encoding="utf-8"?>
-<w:ftr xmlns:m="http://schemas.openxmlformats.org/officeDocument/2006/math" xmlns:mc="http://schemas.openxmlformats.org/markup-compatibility/2006" xmlns:mo="http://schemas.microsoft.com/office/mac/office/2008/main" xmlns:mv="urn:schemas-microsoft-com:mac:vml" xmlns:o="urn:schemas-microsoft-com:office:office" xmlns:r="http://schemas.openxmlformats.org/officeDocument/2006/relationships" xmlns:v="urn:schemas-microsoft-com:vml" xmlns:w10="urn:schemas-microsoft-com:office:word" xmlns:w14="http://schemas.microsoft.com/office/word/2010/wordml" xmlns:w="http://schemas.openxmlformats.org/wordprocessingml/2006/main" xmlns:wne="http://schemas.microsoft.com/office/word/2006/wordml" xmlns:wp14="http://schemas.microsoft.com/office/word/2010/wordprocessingDrawing" xmlns:wp="http://schemas.openxmlformats.org/drawingml/2006/wordprocessingDrawing" xmlns:wpc="http://schemas.microsoft.com/office/word/2010/wordprocessingCanvas" xmlns:wpg="http://schemas.microsoft.com/office/word/2010/wordprocessingGroup" xmlns:wpi="http://schemas.microsoft.com/office/word/2010/wordprocessingInk" xmlns:wps="http://schemas.microsoft.com/office/word/2010/wordprocessingShape" mc:Ignorable="w14 wp14">
-  <w:p>
-    <w:pPr>
-      <w:pStyle w:val="Footer"/>
-    </w:pPr>
-  </w:p>
+<w:ftr xmlns:wpc="http://schemas.microsoft.com/office/word/2010/wordprocessingCanvas" xmlns:mc="http://schemas.openxmlformats.org/markup-compatibility/2006" xmlns:o="urn:schemas-microsoft-com:office:office" xmlns:r="http://schemas.openxmlformats.org/officeDocument/2006/relationships" xmlns:m="http://schemas.openxmlformats.org/officeDocument/2006/math" xmlns:v="urn:schemas-microsoft-com:vml" xmlns:wp14="http://schemas.microsoft.com/office/word/2010/wordprocessingDrawing" xmlns:wp="http://schemas.openxmlformats.org/drawingml/2006/wordprocessingDrawing" xmlns:w10="urn:schemas-microsoft-com:office:word" xmlns:w="http://schemas.openxmlformats.org/wordprocessingml/2006/main" xmlns:w14="http://schemas.microsoft.com/office/word/2010/wordml" xmlns:w15="http://schemas.microsoft.com/office/word/2012/wordml" xmlns:wpg="http://schemas.microsoft.com/office/word/2010/wordprocessingGroup" xmlns:wpi="http://schemas.microsoft.com/office/word/2010/wordprocessingInk" xmlns:wne="http://schemas.microsoft.com/office/word/2006/wordml" xmlns:wps="http://schemas.microsoft.com/office/word/2010/wordprocessingShape" xmlns:wpsCustomData="http://www.wps.cn/officeDocument/2013/wpsCustomData" mc:Ignorable="w14 w15 wp14">
+  <w:p/>
 </w:ftr>
 </file>
 
@@ -19398,42 +19317,34 @@
         <w:lang w:val="en-US" w:eastAsia="zh-CN"/>
       </w:rPr>
       <w:tab/>
-      <w:tab/>
-      <w:t>重庆市鹧鸪哨信息技术有限责任公司</w:t>
     </w:r>
     <w:r>
       <w:rPr>
         <w:rFonts w:hint="eastAsia" w:eastAsiaTheme="minorEastAsia"/>
         <w:lang w:val="en-US" w:eastAsia="zh-CN"/>
       </w:rPr>
+      <w:tab/>
     </w:r>
     <w:r>
       <w:rPr>
         <w:rFonts w:hint="eastAsia" w:eastAsiaTheme="minorEastAsia"/>
         <w:lang w:val="en-US" w:eastAsia="zh-CN"/>
       </w:rPr>
+      <w:t>重庆市鹧鸪哨信息技术有限责任公司</w:t>
     </w:r>
   </w:p>
 </w:hdr>
 </file>
 
 <file path=word/header2.xml><?xml version="1.0" encoding="utf-8"?>
-<w:hdr xmlns:m="http://schemas.openxmlformats.org/officeDocument/2006/math" xmlns:mc="http://schemas.openxmlformats.org/markup-compatibility/2006" xmlns:mo="http://schemas.microsoft.com/office/mac/office/2008/main" xmlns:mv="urn:schemas-microsoft-com:mac:vml" xmlns:o="urn:schemas-microsoft-com:office:office" xmlns:r="http://schemas.openxmlformats.org/officeDocument/2006/relationships" xmlns:v="urn:schemas-microsoft-com:vml" xmlns:w10="urn:schemas-microsoft-com:office:word" xmlns:w14="http://schemas.microsoft.com/office/word/2010/wordml" xmlns:w="http://schemas.openxmlformats.org/wordprocessingml/2006/main" xmlns:wne="http://schemas.microsoft.com/office/word/2006/wordml" xmlns:wp14="http://schemas.microsoft.com/office/word/2010/wordprocessingDrawing" xmlns:wp="http://schemas.openxmlformats.org/drawingml/2006/wordprocessingDrawing" xmlns:wpc="http://schemas.microsoft.com/office/word/2010/wordprocessingCanvas" xmlns:wpg="http://schemas.microsoft.com/office/word/2010/wordprocessingGroup" xmlns:wpi="http://schemas.microsoft.com/office/word/2010/wordprocessingInk" xmlns:wps="http://schemas.microsoft.com/office/word/2010/wordprocessingShape" mc:Ignorable="w14 wp14">
-  <w:p>
-    <w:pPr>
-      <w:pStyle w:val="Header"/>
-    </w:pPr>
-  </w:p>
+<w:hdr xmlns:wpc="http://schemas.microsoft.com/office/word/2010/wordprocessingCanvas" xmlns:mc="http://schemas.openxmlformats.org/markup-compatibility/2006" xmlns:o="urn:schemas-microsoft-com:office:office" xmlns:r="http://schemas.openxmlformats.org/officeDocument/2006/relationships" xmlns:m="http://schemas.openxmlformats.org/officeDocument/2006/math" xmlns:v="urn:schemas-microsoft-com:vml" xmlns:wp14="http://schemas.microsoft.com/office/word/2010/wordprocessingDrawing" xmlns:wp="http://schemas.openxmlformats.org/drawingml/2006/wordprocessingDrawing" xmlns:w10="urn:schemas-microsoft-com:office:word" xmlns:w="http://schemas.openxmlformats.org/wordprocessingml/2006/main" xmlns:w14="http://schemas.microsoft.com/office/word/2010/wordml" xmlns:w15="http://schemas.microsoft.com/office/word/2012/wordml" xmlns:wpg="http://schemas.microsoft.com/office/word/2010/wordprocessingGroup" xmlns:wpi="http://schemas.microsoft.com/office/word/2010/wordprocessingInk" xmlns:wne="http://schemas.microsoft.com/office/word/2006/wordml" xmlns:wps="http://schemas.microsoft.com/office/word/2010/wordprocessingShape" xmlns:wpsCustomData="http://www.wps.cn/officeDocument/2013/wpsCustomData" mc:Ignorable="w14 w15 wp14">
+  <w:p/>
 </w:hdr>
 </file>
 
 <file path=word/header3.xml><?xml version="1.0" encoding="utf-8"?>
-<w:hdr xmlns:m="http://schemas.openxmlformats.org/officeDocument/2006/math" xmlns:mc="http://schemas.openxmlformats.org/markup-compatibility/2006" xmlns:mo="http://schemas.microsoft.com/office/mac/office/2008/main" xmlns:mv="urn:schemas-microsoft-com:mac:vml" xmlns:o="urn:schemas-microsoft-com:office:office" xmlns:r="http://schemas.openxmlformats.org/officeDocument/2006/relationships" xmlns:v="urn:schemas-microsoft-com:vml" xmlns:w10="urn:schemas-microsoft-com:office:word" xmlns:w14="http://schemas.microsoft.com/office/word/2010/wordml" xmlns:w="http://schemas.openxmlformats.org/wordprocessingml/2006/main" xmlns:wne="http://schemas.microsoft.com/office/word/2006/wordml" xmlns:wp14="http://schemas.microsoft.com/office/word/2010/wordprocessingDrawing" xmlns:wp="http://schemas.openxmlformats.org/drawingml/2006/wordprocessingDrawing" xmlns:wpc="http://schemas.microsoft.com/office/word/2010/wordprocessingCanvas" xmlns:wpg="http://schemas.microsoft.com/office/word/2010/wordprocessingGroup" xmlns:wpi="http://schemas.microsoft.com/office/word/2010/wordprocessingInk" xmlns:wps="http://schemas.microsoft.com/office/word/2010/wordprocessingShape" mc:Ignorable="w14 wp14">
-  <w:p>
-    <w:pPr>
-      <w:pStyle w:val="Header"/>
-    </w:pPr>
-  </w:p>
+<w:hdr xmlns:wpc="http://schemas.microsoft.com/office/word/2010/wordprocessingCanvas" xmlns:mc="http://schemas.openxmlformats.org/markup-compatibility/2006" xmlns:o="urn:schemas-microsoft-com:office:office" xmlns:r="http://schemas.openxmlformats.org/officeDocument/2006/relationships" xmlns:m="http://schemas.openxmlformats.org/officeDocument/2006/math" xmlns:v="urn:schemas-microsoft-com:vml" xmlns:wp14="http://schemas.microsoft.com/office/word/2010/wordprocessingDrawing" xmlns:wp="http://schemas.openxmlformats.org/drawingml/2006/wordprocessingDrawing" xmlns:w10="urn:schemas-microsoft-com:office:word" xmlns:w="http://schemas.openxmlformats.org/wordprocessingml/2006/main" xmlns:w14="http://schemas.microsoft.com/office/word/2010/wordml" xmlns:w15="http://schemas.microsoft.com/office/word/2012/wordml" xmlns:wpg="http://schemas.microsoft.com/office/word/2010/wordprocessingGroup" xmlns:wpi="http://schemas.microsoft.com/office/word/2010/wordprocessingInk" xmlns:wne="http://schemas.microsoft.com/office/word/2006/wordml" xmlns:wps="http://schemas.microsoft.com/office/word/2010/wordprocessingShape" xmlns:wpsCustomData="http://www.wps.cn/officeDocument/2013/wpsCustomData" mc:Ignorable="w14 w15 wp14">
+  <w:p/>
 </w:hdr>
 </file>
 

--- a/10-应急管理/运行记录类文件/ZGS-10-06-2025年度应急工作总结报告.docx
+++ b/10-应急管理/运行记录类文件/ZGS-10-06-2025年度应急工作总结报告.docx
@@ -21,7 +21,7 @@
         <w:spacing w:before="3120" w:beforeLines="1000"/>
         <w:textAlignment w:val="baseline"/>
       </w:pPr>
-      <w:bookmarkStart w:id="0" w:name="_Toc17109"/>
+      <w:bookmarkStart w:id="0" w:name="_Toc24258"/>
       <w:r>
         <w:drawing>
           <wp:anchor distT="0" distB="0" distL="114300" distR="114300" simplePos="0" relativeHeight="251660288" behindDoc="1" locked="0" layoutInCell="1" allowOverlap="1">
@@ -1641,7 +1641,7 @@
               <w:rFonts w:hint="eastAsia" w:ascii="宋体" w:hAnsi="宋体" w:eastAsia="宋体" w:cs="宋体"/>
               <w:szCs w:val="24"/>
             </w:rPr>
-            <w:instrText xml:space="preserve"> HYPERLINK \l _Toc17109 </w:instrText>
+            <w:instrText xml:space="preserve"> HYPERLINK \l _Toc24258 </w:instrText>
           </w:r>
           <w:r>
             <w:rPr>
@@ -1664,7 +1664,7 @@
             <w:fldChar w:fldCharType="begin"/>
           </w:r>
           <w:r>
-            <w:instrText xml:space="preserve"> PAGEREF _Toc17109 \h </w:instrText>
+            <w:instrText xml:space="preserve"> PAGEREF _Toc24258 \h </w:instrText>
           </w:r>
           <w:r>
             <w:fldChar w:fldCharType="separate"/>
@@ -1702,7 +1702,7 @@
               <w:rFonts w:hint="eastAsia" w:ascii="宋体" w:hAnsi="宋体" w:eastAsia="宋体" w:cs="宋体"/>
               <w:szCs w:val="24"/>
             </w:rPr>
-            <w:instrText xml:space="preserve"> HYPERLINK \l _Toc30101 </w:instrText>
+            <w:instrText xml:space="preserve"> HYPERLINK \l _Toc3394 </w:instrText>
           </w:r>
           <w:r>
             <w:rPr>
@@ -1727,7 +1727,7 @@
             <w:fldChar w:fldCharType="begin"/>
           </w:r>
           <w:r>
-            <w:instrText xml:space="preserve"> PAGEREF _Toc30101 \h </w:instrText>
+            <w:instrText xml:space="preserve"> PAGEREF _Toc3394 \h </w:instrText>
           </w:r>
           <w:r>
             <w:fldChar w:fldCharType="separate"/>
@@ -1765,7 +1765,7 @@
               <w:rFonts w:hint="eastAsia" w:ascii="宋体" w:hAnsi="宋体" w:eastAsia="宋体" w:cs="宋体"/>
               <w:szCs w:val="24"/>
             </w:rPr>
-            <w:instrText xml:space="preserve"> HYPERLINK \l _Toc14061 </w:instrText>
+            <w:instrText xml:space="preserve"> HYPERLINK \l _Toc6058 </w:instrText>
           </w:r>
           <w:r>
             <w:rPr>
@@ -1790,7 +1790,7 @@
             <w:fldChar w:fldCharType="begin"/>
           </w:r>
           <w:r>
-            <w:instrText xml:space="preserve"> PAGEREF _Toc14061 \h </w:instrText>
+            <w:instrText xml:space="preserve"> PAGEREF _Toc6058 \h </w:instrText>
           </w:r>
           <w:r>
             <w:fldChar w:fldCharType="separate"/>
@@ -1828,7 +1828,7 @@
               <w:rFonts w:hint="eastAsia" w:ascii="宋体" w:hAnsi="宋体" w:eastAsia="宋体" w:cs="宋体"/>
               <w:szCs w:val="24"/>
             </w:rPr>
-            <w:instrText xml:space="preserve"> HYPERLINK \l _Toc1228 </w:instrText>
+            <w:instrText xml:space="preserve"> HYPERLINK \l _Toc11498 </w:instrText>
           </w:r>
           <w:r>
             <w:rPr>
@@ -1853,7 +1853,7 @@
             <w:fldChar w:fldCharType="begin"/>
           </w:r>
           <w:r>
-            <w:instrText xml:space="preserve"> PAGEREF _Toc1228 \h </w:instrText>
+            <w:instrText xml:space="preserve"> PAGEREF _Toc11498 \h </w:instrText>
           </w:r>
           <w:r>
             <w:fldChar w:fldCharType="separate"/>
@@ -1891,7 +1891,7 @@
               <w:rFonts w:hint="eastAsia" w:ascii="宋体" w:hAnsi="宋体" w:eastAsia="宋体" w:cs="宋体"/>
               <w:szCs w:val="24"/>
             </w:rPr>
-            <w:instrText xml:space="preserve"> HYPERLINK \l _Toc18791 </w:instrText>
+            <w:instrText xml:space="preserve"> HYPERLINK \l _Toc11568 </w:instrText>
           </w:r>
           <w:r>
             <w:rPr>
@@ -1916,7 +1916,7 @@
             <w:fldChar w:fldCharType="begin"/>
           </w:r>
           <w:r>
-            <w:instrText xml:space="preserve"> PAGEREF _Toc18791 \h </w:instrText>
+            <w:instrText xml:space="preserve"> PAGEREF _Toc11568 \h </w:instrText>
           </w:r>
           <w:r>
             <w:fldChar w:fldCharType="separate"/>
@@ -1954,7 +1954,7 @@
               <w:rFonts w:hint="eastAsia" w:ascii="宋体" w:hAnsi="宋体" w:eastAsia="宋体" w:cs="宋体"/>
               <w:szCs w:val="24"/>
             </w:rPr>
-            <w:instrText xml:space="preserve"> HYPERLINK \l _Toc1312 </w:instrText>
+            <w:instrText xml:space="preserve"> HYPERLINK \l _Toc5116 </w:instrText>
           </w:r>
           <w:r>
             <w:rPr>
@@ -1979,7 +1979,7 @@
             <w:fldChar w:fldCharType="begin"/>
           </w:r>
           <w:r>
-            <w:instrText xml:space="preserve"> PAGEREF _Toc1312 \h </w:instrText>
+            <w:instrText xml:space="preserve"> PAGEREF _Toc5116 \h </w:instrText>
           </w:r>
           <w:r>
             <w:fldChar w:fldCharType="separate"/>
@@ -2017,7 +2017,7 @@
               <w:rFonts w:hint="eastAsia" w:ascii="宋体" w:hAnsi="宋体" w:eastAsia="宋体" w:cs="宋体"/>
               <w:szCs w:val="24"/>
             </w:rPr>
-            <w:instrText xml:space="preserve"> HYPERLINK \l _Toc14536 </w:instrText>
+            <w:instrText xml:space="preserve"> HYPERLINK \l _Toc29104 </w:instrText>
           </w:r>
           <w:r>
             <w:rPr>
@@ -2042,7 +2042,7 @@
             <w:fldChar w:fldCharType="begin"/>
           </w:r>
           <w:r>
-            <w:instrText xml:space="preserve"> PAGEREF _Toc14536 \h </w:instrText>
+            <w:instrText xml:space="preserve"> PAGEREF _Toc29104 \h </w:instrText>
           </w:r>
           <w:r>
             <w:fldChar w:fldCharType="separate"/>
@@ -2080,7 +2080,7 @@
               <w:rFonts w:hint="eastAsia" w:ascii="宋体" w:hAnsi="宋体" w:eastAsia="宋体" w:cs="宋体"/>
               <w:szCs w:val="24"/>
             </w:rPr>
-            <w:instrText xml:space="preserve"> HYPERLINK \l _Toc7945 </w:instrText>
+            <w:instrText xml:space="preserve"> HYPERLINK \l _Toc1916 </w:instrText>
           </w:r>
           <w:r>
             <w:rPr>
@@ -2105,7 +2105,7 @@
             <w:fldChar w:fldCharType="begin"/>
           </w:r>
           <w:r>
-            <w:instrText xml:space="preserve"> PAGEREF _Toc7945 \h </w:instrText>
+            <w:instrText xml:space="preserve"> PAGEREF _Toc1916 \h </w:instrText>
           </w:r>
           <w:r>
             <w:fldChar w:fldCharType="separate"/>
@@ -2143,7 +2143,7 @@
               <w:rFonts w:hint="eastAsia" w:ascii="宋体" w:hAnsi="宋体" w:eastAsia="宋体" w:cs="宋体"/>
               <w:szCs w:val="24"/>
             </w:rPr>
-            <w:instrText xml:space="preserve"> HYPERLINK \l _Toc1926 </w:instrText>
+            <w:instrText xml:space="preserve"> HYPERLINK \l _Toc18893 </w:instrText>
           </w:r>
           <w:r>
             <w:rPr>
@@ -2168,7 +2168,7 @@
             <w:fldChar w:fldCharType="begin"/>
           </w:r>
           <w:r>
-            <w:instrText xml:space="preserve"> PAGEREF _Toc1926 \h </w:instrText>
+            <w:instrText xml:space="preserve"> PAGEREF _Toc18893 \h </w:instrText>
           </w:r>
           <w:r>
             <w:fldChar w:fldCharType="separate"/>
@@ -2206,7 +2206,7 @@
               <w:rFonts w:hint="eastAsia" w:ascii="宋体" w:hAnsi="宋体" w:eastAsia="宋体" w:cs="宋体"/>
               <w:szCs w:val="24"/>
             </w:rPr>
-            <w:instrText xml:space="preserve"> HYPERLINK \l _Toc24451 </w:instrText>
+            <w:instrText xml:space="preserve"> HYPERLINK \l _Toc1646 </w:instrText>
           </w:r>
           <w:r>
             <w:rPr>
@@ -2231,7 +2231,7 @@
             <w:fldChar w:fldCharType="begin"/>
           </w:r>
           <w:r>
-            <w:instrText xml:space="preserve"> PAGEREF _Toc24451 \h </w:instrText>
+            <w:instrText xml:space="preserve"> PAGEREF _Toc1646 \h </w:instrText>
           </w:r>
           <w:r>
             <w:fldChar w:fldCharType="separate"/>
@@ -2269,7 +2269,7 @@
               <w:rFonts w:hint="eastAsia" w:ascii="宋体" w:hAnsi="宋体" w:eastAsia="宋体" w:cs="宋体"/>
               <w:szCs w:val="24"/>
             </w:rPr>
-            <w:instrText xml:space="preserve"> HYPERLINK \l _Toc14755 </w:instrText>
+            <w:instrText xml:space="preserve"> HYPERLINK \l _Toc22974 </w:instrText>
           </w:r>
           <w:r>
             <w:rPr>
@@ -2294,7 +2294,7 @@
             <w:fldChar w:fldCharType="begin"/>
           </w:r>
           <w:r>
-            <w:instrText xml:space="preserve"> PAGEREF _Toc14755 \h </w:instrText>
+            <w:instrText xml:space="preserve"> PAGEREF _Toc22974 \h </w:instrText>
           </w:r>
           <w:r>
             <w:fldChar w:fldCharType="separate"/>
@@ -2332,7 +2332,7 @@
               <w:rFonts w:hint="eastAsia" w:ascii="宋体" w:hAnsi="宋体" w:eastAsia="宋体" w:cs="宋体"/>
               <w:szCs w:val="24"/>
             </w:rPr>
-            <w:instrText xml:space="preserve"> HYPERLINK \l _Toc427 </w:instrText>
+            <w:instrText xml:space="preserve"> HYPERLINK \l _Toc18533 </w:instrText>
           </w:r>
           <w:r>
             <w:rPr>
@@ -2357,7 +2357,7 @@
             <w:fldChar w:fldCharType="begin"/>
           </w:r>
           <w:r>
-            <w:instrText xml:space="preserve"> PAGEREF _Toc427 \h </w:instrText>
+            <w:instrText xml:space="preserve"> PAGEREF _Toc18533 \h </w:instrText>
           </w:r>
           <w:r>
             <w:fldChar w:fldCharType="separate"/>
@@ -2395,7 +2395,7 @@
               <w:rFonts w:hint="eastAsia" w:ascii="宋体" w:hAnsi="宋体" w:eastAsia="宋体" w:cs="宋体"/>
               <w:szCs w:val="24"/>
             </w:rPr>
-            <w:instrText xml:space="preserve"> HYPERLINK \l _Toc28743 </w:instrText>
+            <w:instrText xml:space="preserve"> HYPERLINK \l _Toc30237 </w:instrText>
           </w:r>
           <w:r>
             <w:rPr>
@@ -2420,7 +2420,7 @@
             <w:fldChar w:fldCharType="begin"/>
           </w:r>
           <w:r>
-            <w:instrText xml:space="preserve"> PAGEREF _Toc28743 \h </w:instrText>
+            <w:instrText xml:space="preserve"> PAGEREF _Toc30237 \h </w:instrText>
           </w:r>
           <w:r>
             <w:fldChar w:fldCharType="separate"/>
@@ -2458,7 +2458,7 @@
               <w:rFonts w:hint="eastAsia" w:ascii="宋体" w:hAnsi="宋体" w:eastAsia="宋体" w:cs="宋体"/>
               <w:szCs w:val="24"/>
             </w:rPr>
-            <w:instrText xml:space="preserve"> HYPERLINK \l _Toc12939 </w:instrText>
+            <w:instrText xml:space="preserve"> HYPERLINK \l _Toc9629 </w:instrText>
           </w:r>
           <w:r>
             <w:rPr>
@@ -2483,7 +2483,7 @@
             <w:fldChar w:fldCharType="begin"/>
           </w:r>
           <w:r>
-            <w:instrText xml:space="preserve"> PAGEREF _Toc12939 \h </w:instrText>
+            <w:instrText xml:space="preserve"> PAGEREF _Toc9629 \h </w:instrText>
           </w:r>
           <w:r>
             <w:fldChar w:fldCharType="separate"/>
@@ -2521,7 +2521,7 @@
               <w:rFonts w:hint="eastAsia" w:ascii="宋体" w:hAnsi="宋体" w:eastAsia="宋体" w:cs="宋体"/>
               <w:szCs w:val="24"/>
             </w:rPr>
-            <w:instrText xml:space="preserve"> HYPERLINK \l _Toc23273 </w:instrText>
+            <w:instrText xml:space="preserve"> HYPERLINK \l _Toc15384 </w:instrText>
           </w:r>
           <w:r>
             <w:rPr>
@@ -2546,7 +2546,7 @@
             <w:fldChar w:fldCharType="begin"/>
           </w:r>
           <w:r>
-            <w:instrText xml:space="preserve"> PAGEREF _Toc23273 \h </w:instrText>
+            <w:instrText xml:space="preserve"> PAGEREF _Toc15384 \h </w:instrText>
           </w:r>
           <w:r>
             <w:fldChar w:fldCharType="separate"/>
@@ -2584,7 +2584,7 @@
               <w:rFonts w:hint="eastAsia" w:ascii="宋体" w:hAnsi="宋体" w:eastAsia="宋体" w:cs="宋体"/>
               <w:szCs w:val="24"/>
             </w:rPr>
-            <w:instrText xml:space="preserve"> HYPERLINK \l _Toc2050 </w:instrText>
+            <w:instrText xml:space="preserve"> HYPERLINK \l _Toc23782 </w:instrText>
           </w:r>
           <w:r>
             <w:rPr>
@@ -2609,7 +2609,7 @@
             <w:fldChar w:fldCharType="begin"/>
           </w:r>
           <w:r>
-            <w:instrText xml:space="preserve"> PAGEREF _Toc2050 \h </w:instrText>
+            <w:instrText xml:space="preserve"> PAGEREF _Toc23782 \h </w:instrText>
           </w:r>
           <w:r>
             <w:fldChar w:fldCharType="separate"/>
@@ -2647,7 +2647,7 @@
               <w:rFonts w:hint="eastAsia" w:ascii="宋体" w:hAnsi="宋体" w:eastAsia="宋体" w:cs="宋体"/>
               <w:szCs w:val="24"/>
             </w:rPr>
-            <w:instrText xml:space="preserve"> HYPERLINK \l _Toc29451 </w:instrText>
+            <w:instrText xml:space="preserve"> HYPERLINK \l _Toc5167 </w:instrText>
           </w:r>
           <w:r>
             <w:rPr>
@@ -2672,7 +2672,7 @@
             <w:fldChar w:fldCharType="begin"/>
           </w:r>
           <w:r>
-            <w:instrText xml:space="preserve"> PAGEREF _Toc29451 \h </w:instrText>
+            <w:instrText xml:space="preserve"> PAGEREF _Toc5167 \h </w:instrText>
           </w:r>
           <w:r>
             <w:fldChar w:fldCharType="separate"/>
@@ -2710,7 +2710,7 @@
               <w:rFonts w:hint="eastAsia" w:ascii="宋体" w:hAnsi="宋体" w:eastAsia="宋体" w:cs="宋体"/>
               <w:szCs w:val="24"/>
             </w:rPr>
-            <w:instrText xml:space="preserve"> HYPERLINK \l _Toc27688 </w:instrText>
+            <w:instrText xml:space="preserve"> HYPERLINK \l _Toc3561 </w:instrText>
           </w:r>
           <w:r>
             <w:rPr>
@@ -2735,7 +2735,7 @@
             <w:fldChar w:fldCharType="begin"/>
           </w:r>
           <w:r>
-            <w:instrText xml:space="preserve"> PAGEREF _Toc27688 \h </w:instrText>
+            <w:instrText xml:space="preserve"> PAGEREF _Toc3561 \h </w:instrText>
           </w:r>
           <w:r>
             <w:fldChar w:fldCharType="separate"/>
@@ -2773,7 +2773,7 @@
               <w:rFonts w:hint="eastAsia" w:ascii="宋体" w:hAnsi="宋体" w:eastAsia="宋体" w:cs="宋体"/>
               <w:szCs w:val="24"/>
             </w:rPr>
-            <w:instrText xml:space="preserve"> HYPERLINK \l _Toc24216 </w:instrText>
+            <w:instrText xml:space="preserve"> HYPERLINK \l _Toc15337 </w:instrText>
           </w:r>
           <w:r>
             <w:rPr>
@@ -2798,7 +2798,7 @@
             <w:fldChar w:fldCharType="begin"/>
           </w:r>
           <w:r>
-            <w:instrText xml:space="preserve"> PAGEREF _Toc24216 \h </w:instrText>
+            <w:instrText xml:space="preserve"> PAGEREF _Toc15337 \h </w:instrText>
           </w:r>
           <w:r>
             <w:fldChar w:fldCharType="separate"/>
@@ -2836,7 +2836,7 @@
               <w:rFonts w:hint="eastAsia" w:ascii="宋体" w:hAnsi="宋体" w:eastAsia="宋体" w:cs="宋体"/>
               <w:szCs w:val="24"/>
             </w:rPr>
-            <w:instrText xml:space="preserve"> HYPERLINK \l _Toc2212 </w:instrText>
+            <w:instrText xml:space="preserve"> HYPERLINK \l _Toc12943 </w:instrText>
           </w:r>
           <w:r>
             <w:rPr>
@@ -2861,7 +2861,7 @@
             <w:fldChar w:fldCharType="begin"/>
           </w:r>
           <w:r>
-            <w:instrText xml:space="preserve"> PAGEREF _Toc2212 \h </w:instrText>
+            <w:instrText xml:space="preserve"> PAGEREF _Toc12943 \h </w:instrText>
           </w:r>
           <w:r>
             <w:fldChar w:fldCharType="separate"/>
@@ -2899,7 +2899,7 @@
               <w:rFonts w:hint="eastAsia" w:ascii="宋体" w:hAnsi="宋体" w:eastAsia="宋体" w:cs="宋体"/>
               <w:szCs w:val="24"/>
             </w:rPr>
-            <w:instrText xml:space="preserve"> HYPERLINK \l _Toc30302 </w:instrText>
+            <w:instrText xml:space="preserve"> HYPERLINK \l _Toc5666 </w:instrText>
           </w:r>
           <w:r>
             <w:rPr>
@@ -2924,7 +2924,7 @@
             <w:fldChar w:fldCharType="begin"/>
           </w:r>
           <w:r>
-            <w:instrText xml:space="preserve"> PAGEREF _Toc30302 \h </w:instrText>
+            <w:instrText xml:space="preserve"> PAGEREF _Toc5666 \h </w:instrText>
           </w:r>
           <w:r>
             <w:fldChar w:fldCharType="separate"/>
@@ -2962,7 +2962,7 @@
               <w:rFonts w:hint="eastAsia" w:ascii="宋体" w:hAnsi="宋体" w:eastAsia="宋体" w:cs="宋体"/>
               <w:szCs w:val="24"/>
             </w:rPr>
-            <w:instrText xml:space="preserve"> HYPERLINK \l _Toc22980 </w:instrText>
+            <w:instrText xml:space="preserve"> HYPERLINK \l _Toc30856 </w:instrText>
           </w:r>
           <w:r>
             <w:rPr>
@@ -2987,13 +2987,13 @@
             <w:fldChar w:fldCharType="begin"/>
           </w:r>
           <w:r>
-            <w:instrText xml:space="preserve"> PAGEREF _Toc22980 \h </w:instrText>
+            <w:instrText xml:space="preserve"> PAGEREF _Toc30856 \h </w:instrText>
           </w:r>
           <w:r>
             <w:fldChar w:fldCharType="separate"/>
           </w:r>
           <w:r>
-            <w:t>9</w:t>
+            <w:t>10</w:t>
           </w:r>
           <w:r>
             <w:fldChar w:fldCharType="end"/>
@@ -3025,7 +3025,7 @@
               <w:rFonts w:hint="eastAsia" w:ascii="宋体" w:hAnsi="宋体" w:eastAsia="宋体" w:cs="宋体"/>
               <w:szCs w:val="24"/>
             </w:rPr>
-            <w:instrText xml:space="preserve"> HYPERLINK \l _Toc6468 </w:instrText>
+            <w:instrText xml:space="preserve"> HYPERLINK \l _Toc16100 </w:instrText>
           </w:r>
           <w:r>
             <w:rPr>
@@ -3050,7 +3050,7 @@
             <w:fldChar w:fldCharType="begin"/>
           </w:r>
           <w:r>
-            <w:instrText xml:space="preserve"> PAGEREF _Toc6468 \h </w:instrText>
+            <w:instrText xml:space="preserve"> PAGEREF _Toc16100 \h </w:instrText>
           </w:r>
           <w:r>
             <w:fldChar w:fldCharType="separate"/>
@@ -3163,7 +3163,7 @@
         <w:textAlignment w:val="baseline"/>
       </w:pPr>
       <w:bookmarkStart w:id="1" w:name="heading_2"/>
-      <w:bookmarkStart w:id="2" w:name="_Toc30101"/>
+      <w:bookmarkStart w:id="2" w:name="_Toc3394"/>
       <w:r>
         <w:t>年度工作概述</w:t>
       </w:r>
@@ -3815,7 +3815,7 @@
         <w:textAlignment w:val="baseline"/>
       </w:pPr>
       <w:bookmarkStart w:id="4" w:name="heading_4"/>
-      <w:bookmarkStart w:id="5" w:name="_Toc14061"/>
+      <w:bookmarkStart w:id="5" w:name="_Toc6058"/>
       <w:r>
         <w:t>应急体系建设</w:t>
       </w:r>
@@ -3841,7 +3841,7 @@
         <w:textAlignment w:val="baseline"/>
       </w:pPr>
       <w:bookmarkStart w:id="6" w:name="heading_5"/>
-      <w:bookmarkStart w:id="7" w:name="_Toc1228"/>
+      <w:bookmarkStart w:id="7" w:name="_Toc11498"/>
       <w:r>
         <w:t>制度文件建设</w:t>
       </w:r>
@@ -5105,8 +5105,8 @@
         <w:snapToGrid w:val="0"/>
         <w:textAlignment w:val="baseline"/>
       </w:pPr>
-      <w:bookmarkStart w:id="8" w:name="_Toc18791"/>
-      <w:bookmarkStart w:id="9" w:name="heading_6"/>
+      <w:bookmarkStart w:id="8" w:name="heading_6"/>
+      <w:bookmarkStart w:id="9" w:name="_Toc11568"/>
       <w:r>
         <w:t>应急组织架构</w:t>
       </w:r>
@@ -6265,8 +6265,8 @@
         <w:snapToGrid w:val="0"/>
         <w:textAlignment w:val="baseline"/>
       </w:pPr>
-      <w:bookmarkStart w:id="10" w:name="_Toc1312"/>
-      <w:bookmarkStart w:id="11" w:name="heading_7"/>
+      <w:bookmarkStart w:id="10" w:name="heading_7"/>
+      <w:bookmarkStart w:id="11" w:name="_Toc5116"/>
       <w:r>
         <w:t>应急物资保障</w:t>
       </w:r>
@@ -7531,7 +7531,7 @@
         <w:textAlignment w:val="baseline"/>
       </w:pPr>
       <w:bookmarkStart w:id="12" w:name="heading_8"/>
-      <w:bookmarkStart w:id="13" w:name="_Toc14536"/>
+      <w:bookmarkStart w:id="13" w:name="_Toc29104"/>
       <w:r>
         <w:t>应急预案覆盖范围</w:t>
       </w:r>
@@ -8229,7 +8229,7 @@
         <w:textAlignment w:val="baseline"/>
       </w:pPr>
       <w:bookmarkStart w:id="14" w:name="heading_9"/>
-      <w:bookmarkStart w:id="15" w:name="_Toc7945"/>
+      <w:bookmarkStart w:id="15" w:name="_Toc1916"/>
       <w:r>
         <w:t>应急演练开展情况</w:t>
       </w:r>
@@ -8254,8 +8254,8 @@
         <w:snapToGrid w:val="0"/>
         <w:textAlignment w:val="baseline"/>
       </w:pPr>
-      <w:bookmarkStart w:id="16" w:name="_Toc1926"/>
-      <w:bookmarkStart w:id="17" w:name="heading_10"/>
+      <w:bookmarkStart w:id="16" w:name="heading_10"/>
+      <w:bookmarkStart w:id="17" w:name="_Toc18893"/>
       <w:r>
         <w:t>演练概况</w:t>
       </w:r>
@@ -8319,6 +8319,12 @@
             <w:insideH w:val="none" w:color="auto" w:sz="0" w:space="0"/>
             <w:insideV w:val="none" w:color="auto" w:sz="0" w:space="0"/>
           </w:tblBorders>
+          <w:tblCellMar>
+            <w:top w:w="0" w:type="dxa"/>
+            <w:left w:w="10" w:type="dxa"/>
+            <w:bottom w:w="0" w:type="dxa"/>
+            <w:right w:w="10" w:type="dxa"/>
+          </w:tblCellMar>
         </w:tblPrEx>
         <w:trPr>
           <w:trHeight w:val="0" w:hRule="atLeast"/>
@@ -8929,7 +8935,7 @@
         <w:textAlignment w:val="baseline"/>
       </w:pPr>
       <w:bookmarkStart w:id="18" w:name="heading_11"/>
-      <w:bookmarkStart w:id="19" w:name="_Toc24451"/>
+      <w:bookmarkStart w:id="19" w:name="_Toc1646"/>
       <w:r>
         <w:t>演练场景与成果</w:t>
       </w:r>
@@ -10142,7 +10148,7 @@
         <w:textAlignment w:val="baseline"/>
       </w:pPr>
       <w:bookmarkStart w:id="20" w:name="heading_12"/>
-      <w:bookmarkStart w:id="21" w:name="_Toc14755"/>
+      <w:bookmarkStart w:id="21" w:name="_Toc22974"/>
       <w:r>
         <w:t>演练成效</w:t>
       </w:r>
@@ -10255,8 +10261,8 @@
         <w:snapToGrid w:val="0"/>
         <w:textAlignment w:val="baseline"/>
       </w:pPr>
-      <w:bookmarkStart w:id="22" w:name="_Toc427"/>
-      <w:bookmarkStart w:id="23" w:name="heading_13"/>
+      <w:bookmarkStart w:id="22" w:name="heading_13"/>
+      <w:bookmarkStart w:id="23" w:name="_Toc18533"/>
       <w:r>
         <w:t>应急事件处置情况</w:t>
       </w:r>
@@ -10282,7 +10288,7 @@
         <w:textAlignment w:val="baseline"/>
       </w:pPr>
       <w:bookmarkStart w:id="24" w:name="heading_14"/>
-      <w:bookmarkStart w:id="25" w:name="_Toc28743"/>
+      <w:bookmarkStart w:id="25" w:name="_Toc30237"/>
       <w:r>
         <w:t>年度应急事件统计</w:t>
       </w:r>
@@ -11767,7 +11773,7 @@
         <w:textAlignment w:val="baseline"/>
       </w:pPr>
       <w:bookmarkStart w:id="26" w:name="heading_15"/>
-      <w:bookmarkStart w:id="27" w:name="_Toc12939"/>
+      <w:bookmarkStart w:id="27" w:name="_Toc9629"/>
       <w:r>
         <w:t>典型事件处置</w:t>
       </w:r>
@@ -12800,8 +12806,8 @@
         <w:snapToGrid w:val="0"/>
         <w:textAlignment w:val="baseline"/>
       </w:pPr>
-      <w:bookmarkStart w:id="28" w:name="_Toc23273"/>
-      <w:bookmarkStart w:id="29" w:name="heading_16"/>
+      <w:bookmarkStart w:id="28" w:name="heading_16"/>
+      <w:bookmarkStart w:id="29" w:name="_Toc15384"/>
       <w:r>
         <w:t>应急处置能力评估</w:t>
       </w:r>
@@ -13514,7 +13520,7 @@
         <w:textAlignment w:val="baseline"/>
       </w:pPr>
       <w:bookmarkStart w:id="30" w:name="heading_17"/>
-      <w:bookmarkStart w:id="31" w:name="_Toc2050"/>
+      <w:bookmarkStart w:id="31" w:name="_Toc23782"/>
       <w:r>
         <w:t>存在问题与改进措施</w:t>
       </w:r>
@@ -13539,8 +13545,8 @@
         <w:snapToGrid w:val="0"/>
         <w:textAlignment w:val="baseline"/>
       </w:pPr>
-      <w:bookmarkStart w:id="32" w:name="_Toc29451"/>
-      <w:bookmarkStart w:id="33" w:name="heading_18"/>
+      <w:bookmarkStart w:id="32" w:name="heading_18"/>
+      <w:bookmarkStart w:id="33" w:name="_Toc5167"/>
       <w:r>
         <w:t>年度问题整改情况</w:t>
       </w:r>
@@ -13587,12 +13593,6 @@
             <w:insideH w:val="none" w:color="auto" w:sz="0" w:space="0"/>
             <w:insideV w:val="none" w:color="auto" w:sz="0" w:space="0"/>
           </w:tblBorders>
-          <w:tblCellMar>
-            <w:top w:w="0" w:type="dxa"/>
-            <w:left w:w="10" w:type="dxa"/>
-            <w:bottom w:w="0" w:type="dxa"/>
-            <w:right w:w="10" w:type="dxa"/>
-          </w:tblCellMar>
         </w:tblPrEx>
         <w:trPr>
           <w:trHeight w:val="0" w:hRule="atLeast"/>
@@ -15577,8 +15577,8 @@
         <w:snapToGrid w:val="0"/>
         <w:textAlignment w:val="baseline"/>
       </w:pPr>
-      <w:bookmarkStart w:id="34" w:name="_Toc27688"/>
-      <w:bookmarkStart w:id="35" w:name="heading_19"/>
+      <w:bookmarkStart w:id="34" w:name="heading_19"/>
+      <w:bookmarkStart w:id="35" w:name="_Toc3561"/>
       <w:r>
         <w:t>年度整改成效</w:t>
       </w:r>
@@ -16405,7 +16405,7 @@
         <w:textAlignment w:val="baseline"/>
       </w:pPr>
       <w:bookmarkStart w:id="36" w:name="heading_20"/>
-      <w:bookmarkStart w:id="37" w:name="_Toc24216"/>
+      <w:bookmarkStart w:id="37" w:name="_Toc15337"/>
       <w:r>
         <w:t>下年度工作计划</w:t>
       </w:r>
@@ -16431,7 +16431,7 @@
         <w:textAlignment w:val="baseline"/>
       </w:pPr>
       <w:bookmarkStart w:id="38" w:name="heading_21"/>
-      <w:bookmarkStart w:id="39" w:name="_Toc2212"/>
+      <w:bookmarkStart w:id="39" w:name="_Toc12943"/>
       <w:r>
         <w:t>应急体系建设计划</w:t>
       </w:r>
@@ -17286,7 +17286,7 @@
         <w:textAlignment w:val="baseline"/>
       </w:pPr>
       <w:bookmarkStart w:id="40" w:name="heading_22"/>
-      <w:bookmarkStart w:id="41" w:name="_Toc30302"/>
+      <w:bookmarkStart w:id="41" w:name="_Toc5666"/>
       <w:r>
         <w:t>应急演练计划</w:t>
       </w:r>
@@ -18146,7 +18146,7 @@
         <w:textAlignment w:val="baseline"/>
       </w:pPr>
       <w:bookmarkStart w:id="42" w:name="heading_23"/>
-      <w:bookmarkStart w:id="43" w:name="_Toc22980"/>
+      <w:bookmarkStart w:id="43" w:name="_Toc30856"/>
       <w:r>
         <w:t>能力提升计划</w:t>
       </w:r>
@@ -19000,8 +19000,8 @@
         <w:snapToGrid w:val="0"/>
         <w:textAlignment w:val="baseline"/>
       </w:pPr>
-      <w:bookmarkStart w:id="44" w:name="_Toc6468"/>
-      <w:bookmarkStart w:id="45" w:name="heading_24"/>
+      <w:bookmarkStart w:id="44" w:name="heading_24"/>
+      <w:bookmarkStart w:id="45" w:name="_Toc16100"/>
       <w:r>
         <w:t>附件</w:t>
       </w:r>
@@ -19095,6 +19095,8 @@
       <w:r>
         <w:t>附件4：《应急演练计划》（ZGS-10-04）</w:t>
       </w:r>
+      <w:bookmarkStart w:id="46" w:name="_GoBack"/>
+      <w:bookmarkEnd w:id="46"/>
     </w:p>
     <w:p>
       <w:pPr>
@@ -19161,8 +19163,6 @@
       <w:r>
         <w:t>附件7：《应急通讯联络表》</w:t>
       </w:r>
-      <w:bookmarkStart w:id="46" w:name="_GoBack"/>
-      <w:bookmarkEnd w:id="46"/>
     </w:p>
     <w:p>
       <w:pPr>
